--- a/docs/TripME_PRD.docx
+++ b/docs/TripME_PRD.docx
@@ -5929,46 +5929,6 @@
               <w:rPr>
                 <w:sz w:val="20"/>
               </w:rPr>
-              <w:t>Wireframe exports for the ten screens listed in the Phase 2 submission, Section 29.</w:t>
-            </w:r>
-          </w:p>
-        </w:tc>
-      </w:tr>
-    </w:tbl>
-    <w:p>
-      <w:pPr>
-        <w:spacing w:after="40"/>
-      </w:pPr>
-    </w:p>
-    <w:tbl>
-      <w:tblPr>
-        <w:tblStyle w:val="TableGrid"/>
-        <w:tblW w:type="auto" w:w="0"/>
-        <w:tblLook w:firstColumn="1" w:firstRow="1" w:lastColumn="0" w:lastRow="0" w:noHBand="0" w:noVBand="1" w:val="04A0"/>
-      </w:tblPr>
-      <w:tblGrid>
-        <w:gridCol w:w="9792"/>
-      </w:tblGrid>
-      <w:tr>
-        <w:tc>
-          <w:tcPr>
-            <w:tcW w:type="dxa" w:w="9792"/>
-            <w:shd w:val="clear" w:fill="FDF3F1"/>
-          </w:tcPr>
-          <w:p>
-            <w:r/>
-            <w:r>
-              <w:rPr>
-                <w:b/>
-                <w:color w:val="B4361E"/>
-                <w:sz w:val="20"/>
-              </w:rPr>
-              <w:t xml:space="preserve">[ TO BE INSERTED ] </w:t>
-            </w:r>
-            <w:r>
-              <w:rPr>
-                <w:sz w:val="20"/>
-              </w:rPr>
               <w:t>Recorded MVP demonstration video, following the sequence in Section 30.</w:t>
             </w:r>
           </w:p>
